--- a/შეფასების ინსტრუმენტები/301/5. - Git/შეფასების_ინსტრუმენტი_Git_სწავლის_შედეგი_1_2.docx
+++ b/შეფასების ინსტრუმენტები/301/5. - Git/შეფასების_ინსტრუმენტი_Git_სწავლის_შედეგი_1_2.docx
@@ -225,7 +225,7 @@
           <w:szCs w:val="20"/>
           <w:lang w:val="ka-GE"/>
         </w:rPr>
-        <w:t xml:space="preserve">ნიკოლოზ ქისიშვილი</w:t>
+        <w:t xml:space="preserve">ლუკა მათითაიშვილი</w:t>
       </w:r>
       <w:r>
         <w:rPr>
@@ -2173,7 +2173,16 @@
                 <w:szCs w:val="20"/>
                 <w:lang w:val="ka-GE"/>
               </w:rPr>
-              <w:t xml:space="preserve">განათლების მასწავლებლის მიერ შევსებული პრაქტიკული დავალების შეფასების ფურცელი და პროფესიული სტუდენტის მიერ შესრულებული პრაქტიკული დავალება (GitHub რეპოზიტორის ბმული, კომიტებისა და განშტოებების ისტორიის სქრინშოტები), რომელიც ინახება კოლეჯის ლოკალურ სერვერზე.</w:t>
+              <w:t xml:space="preserve">გ</w:t>
+            </w:r>
+            <w:r>
+              <w:rPr>
+                <w:rFonts w:ascii="Sylfaen" w:hAnsi="Sylfaen"/>
+                <w:sz w:val="20"/>
+                <w:szCs w:val="20"/>
+                <w:lang w:val="ka-GE"/>
+              </w:rPr>
+              <w:t xml:space="preserve">ანათლების მასწავლებლის მიერ შევსებული პრაქტიკული დავალების შეფასების ფურცელი და პროფესიული სტუდენტის მიერ შესრულებული პრაქტიკული დავალება (GitHub რეპოზიტორის ბმული, კომიტებისა და განშტოებების ისტორიის სქრინშოტები), რომელიც ინახება კოლეჯის ლოკალურ სერვერზე.</w:t>
             </w:r>
             <w:r>
               <w:rPr>
@@ -3813,7 +3822,7 @@
                 <w:sz w:val="20"/>
                 <w:highlight w:val="white"/>
               </w:rPr>
-              <w:t xml:space="preserve">ლინკზე მოცემულია ინსტრუქცია, რომლის შესაბამისად სტუდენტმა უნდა დააკონფიგურიროს Git, შექმნას ლოკალური რეპოზიტორი, დაამატოს და დააკომიტოს ცვლილებები, დააკავშიროს რეპოზიტორი GitHub-თან და ასახოს მასში ცვლილებები (ს.შ 1); დააკოპიროს პროექტი, შექმნას და მართოს განშტოებები, შეაერთოს ისინი, ასახოს GitHub-ზე და ჩამოიტანოს დისტანციური რეპოზიტორის ცვლილებები ლოკალურ რეპოზიტორში (ს.შ 2). დავალების შესრულების დრო – 4 საათი (ს.შ 1 – 2 საათი, ს.შ 2 – 2 საათი).</w:t>
+              <w:t xml:space="preserve">ლინკზე მოცემულია ინსტრუქცია, რომლის შესაბამისად სტუდენტმა უნდა დააკონფიგურიროს Git, შექმნას ლოკალური რეპოზიტორი, დაამატოს და დააკომიტოს ცვლილებები, დააკავშიროს რეპოზიტორი GitHub-თან და ასახოს მა</w:t>
             </w:r>
             <w:r>
               <w:rPr>
@@ -3822,7 +3831,7 @@
                 <w:sz w:val="20"/>
                 <w:highlight w:val="white"/>
               </w:rPr>
-              <w:t xml:space="preserve"/>
+              <w:t xml:space="preserve">სში ცვლილებები (ს.შ 1); დააკოპიროს პროექტი, შექმნას და მართოს განშტოებები, შეაერთოს ისინი, ასახოს GitHub-ზე და ჩამოიტანოს დისტანციური რეპოზიტორის ცვლილებები ლოკალურ რეპოზიტორში (ს.შ 2). დავალების შესრულების დრო – 4 საათი (ს.შ 1 – 2 საათი, ს.შ 2 – 2 საათი).</w:t>
             </w:r>
             <w:r>
               <w:rPr>
@@ -4926,38 +4935,6 @@
                 <w:rFonts w:ascii="Sylfaen" w:hAnsi="Sylfaen"/>
                 <w:sz w:val="20"/>
                 <w:szCs w:val="20"/>
-                <w:lang w:val="ka-GE"/>
-              </w:rPr>
-            </w:r>
-            <w:r>
-              <w:rPr>
-                <w:rFonts w:ascii="Sylfaen" w:hAnsi="Sylfaen"/>
-                <w:sz w:val="20"/>
-                <w:szCs w:val="20"/>
-                <w:lang w:val="ka-GE"/>
-              </w:rPr>
-            </w:r>
-            <w:r>
-              <w:rPr>
-                <w:rFonts w:cs="Arial"/>
-                <w:i/>
-                <w:color w:val="4bacc6" w:themeColor="accent5"/>
-                <w:lang w:val="ka-GE"/>
-              </w:rPr>
-            </w:r>
-            <w:r>
-              <w:rPr>
-                <w:rFonts w:cs="Arial"/>
-                <w:i/>
-                <w:color w:val="4bacc6" w:themeColor="accent5"/>
-                <w:lang w:val="ka-GE"/>
-              </w:rPr>
-            </w:r>
-            <w:r>
-              <w:rPr>
-                <w:rFonts w:cs="Arial"/>
-                <w:i/>
-                <w:color w:val="4bacc6" w:themeColor="accent5"/>
                 <w:lang w:val="ka-GE"/>
               </w:rPr>
             </w:r>
@@ -5860,32 +5837,6 @@
               <w:rPr>
                 <w:rFonts w:cs="Arial"/>
                 <w:i/>
-              </w:rPr>
-            </w:r>
-            <w:r>
-              <w:rPr>
-                <w:rFonts w:cs="Arial"/>
-                <w:i/>
-              </w:rPr>
-            </w:r>
-            <w:r>
-              <w:rPr>
-                <w:rFonts w:ascii="Sylfaen" w:hAnsi="Sylfaen"/>
-                <w:bCs/>
-                <w:color w:val="000000" w:themeColor="text1"/>
-                <w:sz w:val="20"/>
-                <w:szCs w:val="20"/>
-                <w:lang w:val="ka-GE"/>
-              </w:rPr>
-            </w:r>
-            <w:r>
-              <w:rPr>
-                <w:rFonts w:ascii="Sylfaen" w:hAnsi="Sylfaen"/>
-                <w:bCs/>
-                <w:color w:val="000000" w:themeColor="text1"/>
-                <w:sz w:val="20"/>
-                <w:szCs w:val="20"/>
-                <w:lang w:val="ka-GE"/>
               </w:rPr>
             </w:r>
             <w:r>
